--- a/paper/mpda/CTSpinoPelvic1K_single_column.docx
+++ b/paper/mpda/CTSpinoPelvic1K_single_column.docx
@@ -2440,7 +2440,7 @@
       <w:r>
         <w:drawing>
           <wp:inline>
-            <wp:extent cx="5334000" cy="1577405"/>
+            <wp:extent cx="5334000" cy="1345176"/>
             <wp:effectExtent b="0" l="0" r="0" t="0"/>
             <wp:docPr descr="" title="" id="17" name="Picture"/>
             <a:graphic>
@@ -2461,7 +2461,7 @@
                   <pic:spPr bwMode="auto">
                     <a:xfrm>
                       <a:off x="0" y="0"/>
-                      <a:ext cx="5334000" cy="1577405"/>
+                      <a:ext cx="5334000" cy="1345176"/>
                     </a:xfrm>
                     <a:prstGeom prst="rect">
                       <a:avLst/>
@@ -4392,7 +4392,7 @@
       <w:r>
         <w:drawing>
           <wp:inline>
-            <wp:extent cx="5334000" cy="1182943"/>
+            <wp:extent cx="5334000" cy="1144542"/>
             <wp:effectExtent b="0" l="0" r="0" t="0"/>
             <wp:docPr descr="" title="" id="31" name="Picture"/>
             <a:graphic>
@@ -4413,7 +4413,7 @@
                   <pic:spPr bwMode="auto">
                     <a:xfrm>
                       <a:off x="0" y="0"/>
-                      <a:ext cx="5334000" cy="1182943"/>
+                      <a:ext cx="5334000" cy="1144542"/>
                     </a:xfrm>
                     <a:prstGeom prst="rect">
                       <a:avLst/>
@@ -5280,7 +5280,7 @@
       <w:r>
         <w:drawing>
           <wp:inline>
-            <wp:extent cx="5334000" cy="1125715"/>
+            <wp:extent cx="5334000" cy="1104674"/>
             <wp:effectExtent b="0" l="0" r="0" t="0"/>
             <wp:docPr descr="" title="" id="40" name="Picture"/>
             <a:graphic>
@@ -5301,7 +5301,7 @@
                   <pic:spPr bwMode="auto">
                     <a:xfrm>
                       <a:off x="0" y="0"/>
-                      <a:ext cx="5334000" cy="1125715"/>
+                      <a:ext cx="5334000" cy="1104674"/>
                     </a:xfrm>
                     <a:prstGeom prst="rect">
                       <a:avLst/>
@@ -5585,7 +5585,7 @@
       <w:r>
         <w:drawing>
           <wp:inline>
-            <wp:extent cx="5334000" cy="1204110"/>
+            <wp:extent cx="5334000" cy="1173480"/>
             <wp:effectExtent b="0" l="0" r="0" t="0"/>
             <wp:docPr descr="" title="" id="45" name="Picture"/>
             <a:graphic>
@@ -5606,7 +5606,7 @@
                   <pic:spPr bwMode="auto">
                     <a:xfrm>
                       <a:off x="0" y="0"/>
-                      <a:ext cx="5334000" cy="1204110"/>
+                      <a:ext cx="5334000" cy="1173480"/>
                     </a:xfrm>
                     <a:prstGeom prst="rect">
                       <a:avLst/>
@@ -5865,7 +5865,7 @@
       <w:r>
         <w:drawing>
           <wp:inline>
-            <wp:extent cx="2870200" cy="914400"/>
+            <wp:extent cx="2895600" cy="927100"/>
             <wp:effectExtent b="0" l="0" r="0" t="0"/>
             <wp:docPr descr="" title="" id="49" name="Picture"/>
             <a:graphic>
@@ -5886,7 +5886,7 @@
                   <pic:spPr bwMode="auto">
                     <a:xfrm>
                       <a:off x="0" y="0"/>
-                      <a:ext cx="2870200" cy="914400"/>
+                      <a:ext cx="2895600" cy="927100"/>
                     </a:xfrm>
                     <a:prstGeom prst="rect">
                       <a:avLst/>
